--- a/Work/Es Él Felipe S.docx
+++ b/Work/Es Él Felipe S.docx
@@ -4,17 +4,18 @@
   <w:body>
     <w:p>
       <w:pPr>
-        <w:rPr>
-          <w:sz w:val="32"/>
-          <w:szCs w:val="32"/>
-        </w:rPr>
-      </w:pPr>
-      <w:r>
-        <w:rPr>
-          <w:b/>
-          <w:bCs/>
-          <w:sz w:val="68"/>
-          <w:szCs w:val="68"/>
+        <w:spacing w:after="0"/>
+        <w:rPr>
+          <w:sz w:val="40"/>
+          <w:szCs w:val="40"/>
+        </w:rPr>
+      </w:pPr>
+      <w:r>
+        <w:rPr>
+          <w:b/>
+          <w:bCs/>
+          <w:sz w:val="96"/>
+          <w:szCs w:val="96"/>
         </w:rPr>
         <w:t>Es Él</w:t>
       </w:r>
@@ -22,24 +23,25 @@
         <w:rPr>
           <w:b/>
           <w:bCs/>
-          <w:sz w:val="72"/>
-          <w:szCs w:val="72"/>
+          <w:sz w:val="144"/>
+          <w:szCs w:val="144"/>
         </w:rPr>
         <w:t xml:space="preserve"> </w:t>
       </w:r>
       <w:r>
         <w:rPr>
-          <w:sz w:val="32"/>
-          <w:szCs w:val="32"/>
+          <w:sz w:val="40"/>
+          <w:szCs w:val="40"/>
         </w:rPr>
         <w:t>Felipe S. Santos, Marcos Brunet</w:t>
       </w:r>
     </w:p>
     <w:p>
       <w:pPr>
-        <w:rPr>
-          <w:sz w:val="32"/>
-          <w:szCs w:val="32"/>
+        <w:spacing w:after="0"/>
+        <w:rPr>
+          <w:sz w:val="40"/>
+          <w:szCs w:val="40"/>
         </w:rPr>
       </w:pPr>
       <w:r>
@@ -72,17 +74,15 @@
           <w:sz w:val="32"/>
           <w:szCs w:val="32"/>
         </w:rPr>
-        <w:t xml:space="preserve"> - F - </w:t>
-      </w:r>
-      <w:proofErr w:type="spellStart"/>
-      <w:r>
-        <w:rPr>
-          <w:sz w:val="32"/>
-          <w:szCs w:val="32"/>
-        </w:rPr>
-        <w:t>Gm</w:t>
-      </w:r>
-      <w:proofErr w:type="spellEnd"/>
+        <w:t xml:space="preserve"> - F - Gm </w:t>
+      </w:r>
+      <w:r>
+        <w:rPr>
+          <w:sz w:val="32"/>
+          <w:szCs w:val="32"/>
+        </w:rPr>
+        <w:t>-</w:t>
+      </w:r>
       <w:r>
         <w:rPr>
           <w:sz w:val="32"/>
@@ -95,6 +95,34 @@
           <w:sz w:val="32"/>
           <w:szCs w:val="32"/>
         </w:rPr>
+        <w:t>A#</w:t>
+      </w:r>
+      <w:r>
+        <w:rPr>
+          <w:sz w:val="32"/>
+          <w:szCs w:val="32"/>
+        </w:rPr>
+        <w:t xml:space="preserve"> - </w:t>
+      </w:r>
+      <w:r>
+        <w:rPr>
+          <w:sz w:val="32"/>
+          <w:szCs w:val="32"/>
+        </w:rPr>
+        <w:t>D#</w:t>
+      </w:r>
+      <w:r>
+        <w:rPr>
+          <w:sz w:val="32"/>
+          <w:szCs w:val="32"/>
+        </w:rPr>
+        <w:t xml:space="preserve"> - F </w:t>
+      </w:r>
+      <w:r>
+        <w:rPr>
+          <w:sz w:val="32"/>
+          <w:szCs w:val="32"/>
+        </w:rPr>
         <w:t>-</w:t>
       </w:r>
       <w:r>
@@ -111,12 +139,48 @@
         </w:rPr>
         <w:t>A#</w:t>
       </w:r>
-      <w:r>
-        <w:rPr>
-          <w:sz w:val="32"/>
-          <w:szCs w:val="32"/>
-        </w:rPr>
-        <w:t xml:space="preserve"> - </w:t>
+    </w:p>
+    <w:p>
+      <w:pPr>
+        <w:spacing w:after="0"/>
+        <w:rPr>
+          <w:b/>
+          <w:bCs/>
+          <w:sz w:val="32"/>
+          <w:szCs w:val="32"/>
+        </w:rPr>
+      </w:pPr>
+      <w:r>
+        <w:rPr>
+          <w:b/>
+          <w:bCs/>
+          <w:sz w:val="32"/>
+          <w:szCs w:val="32"/>
+        </w:rPr>
+        <w:t>Verso</w:t>
+      </w:r>
+    </w:p>
+    <w:p>
+      <w:pPr>
+        <w:spacing w:after="0"/>
+        <w:rPr>
+          <w:sz w:val="32"/>
+          <w:szCs w:val="32"/>
+        </w:rPr>
+      </w:pPr>
+      <w:r>
+        <w:rPr>
+          <w:sz w:val="32"/>
+          <w:szCs w:val="32"/>
+        </w:rPr>
+        <w:t>A#</w:t>
+      </w:r>
+      <w:r>
+        <w:rPr>
+          <w:sz w:val="32"/>
+          <w:szCs w:val="32"/>
+        </w:rPr>
+        <w:t xml:space="preserve">                                Gm   </w:t>
       </w:r>
       <w:r>
         <w:rPr>
@@ -130,14 +194,44 @@
           <w:sz w:val="32"/>
           <w:szCs w:val="32"/>
         </w:rPr>
-        <w:t xml:space="preserve"> - F </w:t>
-      </w:r>
-      <w:r>
-        <w:rPr>
-          <w:sz w:val="32"/>
-          <w:szCs w:val="32"/>
-        </w:rPr>
-        <w:t>-</w:t>
+        <w:t xml:space="preserve">     </w:t>
+      </w:r>
+      <w:r>
+        <w:rPr>
+          <w:sz w:val="32"/>
+          <w:szCs w:val="32"/>
+        </w:rPr>
+        <w:t xml:space="preserve">  </w:t>
+      </w:r>
+      <w:r>
+        <w:rPr>
+          <w:sz w:val="32"/>
+          <w:szCs w:val="32"/>
+        </w:rPr>
+        <w:t xml:space="preserve">                       </w:t>
+      </w:r>
+      <w:r>
+        <w:rPr>
+          <w:sz w:val="32"/>
+          <w:szCs w:val="32"/>
+        </w:rPr>
+        <w:t>A#</w:t>
+      </w:r>
+    </w:p>
+    <w:p>
+      <w:pPr>
+        <w:spacing w:after="0"/>
+        <w:rPr>
+          <w:sz w:val="32"/>
+          <w:szCs w:val="32"/>
+        </w:rPr>
+      </w:pPr>
+      <w:r>
+        <w:rPr>
+          <w:sz w:val="32"/>
+          <w:szCs w:val="32"/>
+        </w:rPr>
+        <w:t xml:space="preserve">Estoy preparando el camino, </w:t>
       </w:r>
       <w:r>
         <w:rPr>
@@ -151,37 +245,59 @@
           <w:sz w:val="32"/>
           <w:szCs w:val="32"/>
         </w:rPr>
+        <w:t>enderezando las veredas,</w:t>
+      </w:r>
+    </w:p>
+    <w:p>
+      <w:pPr>
+        <w:spacing w:after="0"/>
+        <w:rPr>
+          <w:sz w:val="32"/>
+          <w:szCs w:val="32"/>
+        </w:rPr>
+      </w:pPr>
+      <w:r>
+        <w:rPr>
+          <w:sz w:val="32"/>
+          <w:szCs w:val="32"/>
+        </w:rPr>
         <w:t>A#</w:t>
       </w:r>
-    </w:p>
-    <w:p>
-      <w:pPr>
-        <w:spacing w:after="0"/>
-        <w:rPr>
-          <w:b/>
-          <w:bCs/>
-          <w:sz w:val="32"/>
-          <w:szCs w:val="32"/>
-        </w:rPr>
-      </w:pPr>
-      <w:r>
-        <w:rPr>
-          <w:b/>
-          <w:bCs/>
-          <w:sz w:val="32"/>
-          <w:szCs w:val="32"/>
-        </w:rPr>
-        <w:t>Verso</w:t>
-      </w:r>
-    </w:p>
-    <w:p>
-      <w:pPr>
-        <w:spacing w:after="0"/>
-        <w:rPr>
-          <w:sz w:val="32"/>
-          <w:szCs w:val="32"/>
-        </w:rPr>
-      </w:pPr>
+      <w:r>
+        <w:rPr>
+          <w:sz w:val="32"/>
+          <w:szCs w:val="32"/>
+        </w:rPr>
+        <w:t xml:space="preserve">                               Gm   </w:t>
+      </w:r>
+      <w:r>
+        <w:rPr>
+          <w:sz w:val="32"/>
+          <w:szCs w:val="32"/>
+        </w:rPr>
+        <w:t>D#</w:t>
+      </w:r>
+      <w:r>
+        <w:rPr>
+          <w:sz w:val="32"/>
+          <w:szCs w:val="32"/>
+        </w:rPr>
+        <w:t xml:space="preserve">         </w:t>
+      </w:r>
+      <w:r>
+        <w:rPr>
+          <w:sz w:val="32"/>
+          <w:szCs w:val="32"/>
+        </w:rPr>
+        <w:t xml:space="preserve">  </w:t>
+      </w:r>
+      <w:r>
+        <w:rPr>
+          <w:sz w:val="32"/>
+          <w:szCs w:val="32"/>
+        </w:rPr>
+        <w:t xml:space="preserve">                         </w:t>
+      </w:r>
       <w:r>
         <w:rPr>
           <w:sz w:val="32"/>
@@ -189,29 +305,90 @@
         </w:rPr>
         <w:t>A#</w:t>
       </w:r>
-      <w:r>
-        <w:rPr>
-          <w:sz w:val="32"/>
-          <w:szCs w:val="32"/>
-        </w:rPr>
-        <w:t xml:space="preserve">                                </w:t>
-      </w:r>
-      <w:proofErr w:type="spellStart"/>
-      <w:r>
-        <w:rPr>
-          <w:sz w:val="32"/>
-          <w:szCs w:val="32"/>
-        </w:rPr>
-        <w:t>Gm</w:t>
-      </w:r>
-      <w:proofErr w:type="spellEnd"/>
-      <w:r>
-        <w:rPr>
-          <w:sz w:val="32"/>
-          <w:szCs w:val="32"/>
-        </w:rPr>
-        <w:t xml:space="preserve">   </w:t>
-      </w:r>
+    </w:p>
+    <w:p>
+      <w:pPr>
+        <w:spacing w:after="0"/>
+        <w:rPr>
+          <w:sz w:val="32"/>
+          <w:szCs w:val="32"/>
+        </w:rPr>
+      </w:pPr>
+      <w:r>
+        <w:rPr>
+          <w:sz w:val="32"/>
+          <w:szCs w:val="32"/>
+        </w:rPr>
+        <w:t xml:space="preserve">cada vez más disminuyendo </w:t>
+      </w:r>
+      <w:r>
+        <w:rPr>
+          <w:sz w:val="32"/>
+          <w:szCs w:val="32"/>
+        </w:rPr>
+        <w:t xml:space="preserve"> </w:t>
+      </w:r>
+      <w:r>
+        <w:rPr>
+          <w:sz w:val="32"/>
+          <w:szCs w:val="32"/>
+        </w:rPr>
+        <w:t>porque importa que Él crezca</w:t>
+      </w:r>
+    </w:p>
+    <w:p>
+      <w:pPr>
+        <w:spacing w:after="0"/>
+        <w:rPr>
+          <w:sz w:val="32"/>
+          <w:szCs w:val="32"/>
+        </w:rPr>
+      </w:pPr>
+    </w:p>
+    <w:p>
+      <w:pPr>
+        <w:spacing w:after="0"/>
+        <w:rPr>
+          <w:sz w:val="32"/>
+          <w:szCs w:val="32"/>
+        </w:rPr>
+      </w:pPr>
+      <w:r>
+        <w:rPr>
+          <w:b/>
+          <w:bCs/>
+          <w:sz w:val="32"/>
+          <w:szCs w:val="32"/>
+        </w:rPr>
+        <w:t>Pre</w:t>
+      </w:r>
+      <w:r>
+        <w:rPr>
+          <w:b/>
+          <w:bCs/>
+          <w:sz w:val="32"/>
+          <w:szCs w:val="32"/>
+        </w:rPr>
+        <w:t xml:space="preserve"> </w:t>
+      </w:r>
+      <w:r>
+        <w:rPr>
+          <w:b/>
+          <w:bCs/>
+          <w:sz w:val="32"/>
+          <w:szCs w:val="32"/>
+        </w:rPr>
+        <w:t>Coro</w:t>
+      </w:r>
+    </w:p>
+    <w:p>
+      <w:pPr>
+        <w:spacing w:after="0"/>
+        <w:rPr>
+          <w:sz w:val="32"/>
+          <w:szCs w:val="32"/>
+        </w:rPr>
+      </w:pPr>
       <w:r>
         <w:rPr>
           <w:sz w:val="32"/>
@@ -224,6 +401,80 @@
           <w:sz w:val="32"/>
           <w:szCs w:val="32"/>
         </w:rPr>
+        <w:t xml:space="preserve">                      Gm</w:t>
+      </w:r>
+      <w:r>
+        <w:rPr>
+          <w:sz w:val="32"/>
+          <w:szCs w:val="32"/>
+        </w:rPr>
+        <w:t xml:space="preserve"> </w:t>
+      </w:r>
+      <w:r>
+        <w:rPr>
+          <w:sz w:val="32"/>
+          <w:szCs w:val="32"/>
+        </w:rPr>
+        <w:t xml:space="preserve">                                      </w:t>
+      </w:r>
+      <w:r>
+        <w:rPr>
+          <w:sz w:val="32"/>
+          <w:szCs w:val="32"/>
+        </w:rPr>
+        <w:t>A#</w:t>
+      </w:r>
+      <w:r>
+        <w:rPr>
+          <w:sz w:val="32"/>
+          <w:szCs w:val="32"/>
+        </w:rPr>
+        <w:t xml:space="preserve">                 </w:t>
+      </w:r>
+      <w:r>
+        <w:rPr>
+          <w:sz w:val="32"/>
+          <w:szCs w:val="32"/>
+        </w:rPr>
+        <w:t xml:space="preserve">  </w:t>
+      </w:r>
+      <w:r>
+        <w:rPr>
+          <w:sz w:val="32"/>
+          <w:szCs w:val="32"/>
+        </w:rPr>
+        <w:t>F</w:t>
+      </w:r>
+    </w:p>
+    <w:p>
+      <w:pPr>
+        <w:spacing w:after="0"/>
+        <w:rPr>
+          <w:sz w:val="32"/>
+          <w:szCs w:val="32"/>
+        </w:rPr>
+      </w:pPr>
+      <w:r>
+        <w:rPr>
+          <w:sz w:val="32"/>
+          <w:szCs w:val="32"/>
+        </w:rPr>
+        <w:t>Mi placer en Él esta, yo no soy digno de desatar sus sandalias</w:t>
+      </w:r>
+    </w:p>
+    <w:p>
+      <w:pPr>
+        <w:spacing w:after="0"/>
+        <w:rPr>
+          <w:sz w:val="32"/>
+          <w:szCs w:val="32"/>
+        </w:rPr>
+      </w:pPr>
+      <w:r>
+        <w:rPr>
+          <w:sz w:val="32"/>
+          <w:szCs w:val="32"/>
+        </w:rPr>
         <w:t xml:space="preserve">     </w:t>
       </w:r>
       <w:r>
@@ -231,6 +482,34 @@
           <w:sz w:val="32"/>
           <w:szCs w:val="32"/>
         </w:rPr>
+        <w:t>D#</w:t>
+      </w:r>
+      <w:r>
+        <w:rPr>
+          <w:sz w:val="32"/>
+          <w:szCs w:val="32"/>
+        </w:rPr>
+        <w:t xml:space="preserve">                         Gm</w:t>
+      </w:r>
+      <w:r>
+        <w:rPr>
+          <w:sz w:val="32"/>
+          <w:szCs w:val="32"/>
+        </w:rPr>
+        <w:t xml:space="preserve"> </w:t>
+      </w:r>
+      <w:r>
+        <w:rPr>
+          <w:sz w:val="32"/>
+          <w:szCs w:val="32"/>
+        </w:rPr>
+        <w:t xml:space="preserve">              </w:t>
+      </w:r>
+      <w:r>
+        <w:rPr>
+          <w:sz w:val="32"/>
+          <w:szCs w:val="32"/>
+        </w:rPr>
         <w:t xml:space="preserve">  </w:t>
       </w:r>
       <w:r>
@@ -238,7 +517,7 @@
           <w:sz w:val="32"/>
           <w:szCs w:val="32"/>
         </w:rPr>
-        <w:t xml:space="preserve">                       </w:t>
+        <w:t xml:space="preserve">                  </w:t>
       </w:r>
       <w:r>
         <w:rPr>
@@ -247,74 +526,89 @@
         </w:rPr>
         <w:t>A#</w:t>
       </w:r>
-    </w:p>
-    <w:p>
-      <w:pPr>
-        <w:spacing w:after="0"/>
-        <w:rPr>
-          <w:sz w:val="32"/>
-          <w:szCs w:val="32"/>
-        </w:rPr>
-      </w:pPr>
-      <w:r>
-        <w:rPr>
-          <w:sz w:val="32"/>
-          <w:szCs w:val="32"/>
-        </w:rPr>
-        <w:t xml:space="preserve">Estoy preparando el camino, </w:t>
-      </w:r>
-      <w:r>
-        <w:rPr>
-          <w:sz w:val="32"/>
-          <w:szCs w:val="32"/>
-        </w:rPr>
-        <w:t xml:space="preserve"> </w:t>
-      </w:r>
-      <w:r>
-        <w:rPr>
-          <w:sz w:val="32"/>
-          <w:szCs w:val="32"/>
-        </w:rPr>
-        <w:t>enderezando las veredas,</w:t>
-      </w:r>
-    </w:p>
-    <w:p>
-      <w:pPr>
-        <w:spacing w:after="0"/>
-        <w:rPr>
-          <w:sz w:val="32"/>
-          <w:szCs w:val="32"/>
-        </w:rPr>
-      </w:pPr>
-      <w:r>
-        <w:rPr>
-          <w:sz w:val="32"/>
-          <w:szCs w:val="32"/>
-        </w:rPr>
-        <w:t>A#</w:t>
-      </w:r>
-      <w:r>
-        <w:rPr>
-          <w:sz w:val="32"/>
-          <w:szCs w:val="32"/>
-        </w:rPr>
-        <w:t xml:space="preserve">                               </w:t>
-      </w:r>
-      <w:proofErr w:type="spellStart"/>
-      <w:r>
-        <w:rPr>
-          <w:sz w:val="32"/>
-          <w:szCs w:val="32"/>
-        </w:rPr>
-        <w:t>Gm</w:t>
-      </w:r>
-      <w:proofErr w:type="spellEnd"/>
-      <w:r>
-        <w:rPr>
-          <w:sz w:val="32"/>
-          <w:szCs w:val="32"/>
-        </w:rPr>
-        <w:t xml:space="preserve">   </w:t>
+      <w:r>
+        <w:rPr>
+          <w:sz w:val="32"/>
+          <w:szCs w:val="32"/>
+        </w:rPr>
+        <w:t xml:space="preserve">      </w:t>
+      </w:r>
+      <w:r>
+        <w:rPr>
+          <w:sz w:val="32"/>
+          <w:szCs w:val="32"/>
+        </w:rPr>
+        <w:t xml:space="preserve">  </w:t>
+      </w:r>
+      <w:r>
+        <w:rPr>
+          <w:sz w:val="32"/>
+          <w:szCs w:val="32"/>
+        </w:rPr>
+        <w:t xml:space="preserve">                 F</w:t>
+      </w:r>
+    </w:p>
+    <w:p>
+      <w:pPr>
+        <w:spacing w:after="0"/>
+        <w:rPr>
+          <w:sz w:val="32"/>
+          <w:szCs w:val="32"/>
+        </w:rPr>
+      </w:pPr>
+      <w:r>
+        <w:rPr>
+          <w:sz w:val="32"/>
+          <w:szCs w:val="32"/>
+        </w:rPr>
+        <w:t>Mi vida entera en Él esta y yo camino con la certeza de que volverá</w:t>
+      </w:r>
+    </w:p>
+    <w:p>
+      <w:pPr>
+        <w:spacing w:after="0"/>
+        <w:rPr>
+          <w:sz w:val="32"/>
+          <w:szCs w:val="32"/>
+        </w:rPr>
+      </w:pPr>
+    </w:p>
+    <w:p>
+      <w:pPr>
+        <w:spacing w:after="0"/>
+        <w:rPr>
+          <w:b/>
+          <w:bCs/>
+          <w:sz w:val="32"/>
+          <w:szCs w:val="32"/>
+        </w:rPr>
+      </w:pPr>
+      <w:r>
+        <w:rPr>
+          <w:b/>
+          <w:bCs/>
+          <w:sz w:val="32"/>
+          <w:szCs w:val="32"/>
+        </w:rPr>
+        <w:t>Coro</w:t>
+      </w:r>
+    </w:p>
+    <w:p>
+      <w:pPr>
+        <w:spacing w:after="0"/>
+        <w:rPr>
+          <w:sz w:val="32"/>
+          <w:szCs w:val="32"/>
+        </w:rPr>
+      </w:pPr>
+      <w:r>
+        <w:rPr>
+          <w:b/>
+          <w:bCs/>
+          <w:sz w:val="32"/>
+          <w:szCs w:val="32"/>
+        </w:rPr>
+        <w:t xml:space="preserve">     </w:t>
       </w:r>
       <w:r>
         <w:rPr>
@@ -328,377 +622,8 @@
           <w:sz w:val="32"/>
           <w:szCs w:val="32"/>
         </w:rPr>
-        <w:t xml:space="preserve">         </w:t>
-      </w:r>
-      <w:r>
-        <w:rPr>
-          <w:sz w:val="32"/>
-          <w:szCs w:val="32"/>
-        </w:rPr>
-        <w:t xml:space="preserve">  </w:t>
-      </w:r>
-      <w:r>
-        <w:rPr>
-          <w:sz w:val="32"/>
-          <w:szCs w:val="32"/>
-        </w:rPr>
-        <w:t xml:space="preserve">                         </w:t>
-      </w:r>
-      <w:r>
-        <w:rPr>
-          <w:sz w:val="32"/>
-          <w:szCs w:val="32"/>
-        </w:rPr>
-        <w:t>A#</w:t>
-      </w:r>
-    </w:p>
-    <w:p>
-      <w:pPr>
-        <w:spacing w:after="0"/>
-        <w:rPr>
-          <w:sz w:val="32"/>
-          <w:szCs w:val="32"/>
-        </w:rPr>
-      </w:pPr>
-      <w:r>
-        <w:rPr>
-          <w:sz w:val="32"/>
-          <w:szCs w:val="32"/>
-        </w:rPr>
-        <w:t xml:space="preserve">cada vez más disminuyendo </w:t>
-      </w:r>
-      <w:r>
-        <w:rPr>
-          <w:sz w:val="32"/>
-          <w:szCs w:val="32"/>
-        </w:rPr>
-        <w:t xml:space="preserve"> </w:t>
-      </w:r>
-      <w:r>
-        <w:rPr>
-          <w:sz w:val="32"/>
-          <w:szCs w:val="32"/>
-        </w:rPr>
-        <w:t>porque importa que Él crezca</w:t>
-      </w:r>
-    </w:p>
-    <w:p>
-      <w:pPr>
-        <w:spacing w:after="0"/>
-        <w:rPr>
-          <w:sz w:val="32"/>
-          <w:szCs w:val="32"/>
-        </w:rPr>
-      </w:pPr>
-    </w:p>
-    <w:p>
-      <w:pPr>
-        <w:spacing w:after="0"/>
-        <w:rPr>
-          <w:sz w:val="32"/>
-          <w:szCs w:val="32"/>
-        </w:rPr>
-      </w:pPr>
-      <w:proofErr w:type="gramStart"/>
-      <w:r>
-        <w:rPr>
-          <w:b/>
-          <w:bCs/>
-          <w:sz w:val="32"/>
-          <w:szCs w:val="32"/>
-        </w:rPr>
-        <w:t>Pre</w:t>
-      </w:r>
-      <w:r>
-        <w:rPr>
-          <w:b/>
-          <w:bCs/>
-          <w:sz w:val="32"/>
-          <w:szCs w:val="32"/>
-        </w:rPr>
-        <w:t xml:space="preserve"> </w:t>
-      </w:r>
-      <w:r>
-        <w:rPr>
-          <w:b/>
-          <w:bCs/>
-          <w:sz w:val="32"/>
-          <w:szCs w:val="32"/>
-        </w:rPr>
-        <w:t>Coro</w:t>
-      </w:r>
-      <w:proofErr w:type="gramEnd"/>
-    </w:p>
-    <w:p>
-      <w:pPr>
-        <w:spacing w:after="0"/>
-        <w:rPr>
-          <w:sz w:val="32"/>
-          <w:szCs w:val="32"/>
-        </w:rPr>
-      </w:pPr>
-      <w:r>
-        <w:rPr>
-          <w:sz w:val="32"/>
-          <w:szCs w:val="32"/>
-        </w:rPr>
-        <w:t>D#</w:t>
-      </w:r>
-      <w:r>
-        <w:rPr>
-          <w:sz w:val="32"/>
-          <w:szCs w:val="32"/>
-        </w:rPr>
-        <w:t xml:space="preserve">                      </w:t>
-      </w:r>
-      <w:proofErr w:type="spellStart"/>
-      <w:r>
-        <w:rPr>
-          <w:sz w:val="32"/>
-          <w:szCs w:val="32"/>
-        </w:rPr>
-        <w:t>Gm</w:t>
-      </w:r>
-      <w:proofErr w:type="spellEnd"/>
-      <w:r>
-        <w:rPr>
-          <w:sz w:val="32"/>
-          <w:szCs w:val="32"/>
-        </w:rPr>
-        <w:t xml:space="preserve"> </w:t>
-      </w:r>
-      <w:r>
-        <w:rPr>
-          <w:sz w:val="32"/>
-          <w:szCs w:val="32"/>
-        </w:rPr>
-        <w:t xml:space="preserve">                                      </w:t>
-      </w:r>
-      <w:r>
-        <w:rPr>
-          <w:sz w:val="32"/>
-          <w:szCs w:val="32"/>
-        </w:rPr>
-        <w:t>A#</w:t>
-      </w:r>
-      <w:r>
-        <w:rPr>
-          <w:sz w:val="32"/>
-          <w:szCs w:val="32"/>
-        </w:rPr>
-        <w:t xml:space="preserve">                 </w:t>
-      </w:r>
-      <w:r>
-        <w:rPr>
-          <w:sz w:val="32"/>
-          <w:szCs w:val="32"/>
-        </w:rPr>
-        <w:t xml:space="preserve">  </w:t>
-      </w:r>
-      <w:r>
-        <w:rPr>
-          <w:sz w:val="32"/>
-          <w:szCs w:val="32"/>
-        </w:rPr>
-        <w:t>F</w:t>
-      </w:r>
-    </w:p>
-    <w:p>
-      <w:pPr>
-        <w:spacing w:after="0"/>
-        <w:rPr>
-          <w:sz w:val="32"/>
-          <w:szCs w:val="32"/>
-        </w:rPr>
-      </w:pPr>
-      <w:r>
-        <w:rPr>
-          <w:sz w:val="32"/>
-          <w:szCs w:val="32"/>
-        </w:rPr>
-        <w:t>Mi placer en Él esta, yo no soy digno de desatar sus sandalias</w:t>
-      </w:r>
-    </w:p>
-    <w:p>
-      <w:pPr>
-        <w:spacing w:after="0"/>
-        <w:rPr>
-          <w:sz w:val="32"/>
-          <w:szCs w:val="32"/>
-        </w:rPr>
-      </w:pPr>
-      <w:r>
-        <w:rPr>
-          <w:sz w:val="32"/>
-          <w:szCs w:val="32"/>
-        </w:rPr>
-        <w:t xml:space="preserve">     </w:t>
-      </w:r>
-      <w:r>
-        <w:rPr>
-          <w:sz w:val="32"/>
-          <w:szCs w:val="32"/>
-        </w:rPr>
-        <w:t>D#</w:t>
-      </w:r>
-      <w:r>
-        <w:rPr>
-          <w:sz w:val="32"/>
-          <w:szCs w:val="32"/>
-        </w:rPr>
-        <w:t xml:space="preserve">                         </w:t>
-      </w:r>
-      <w:proofErr w:type="spellStart"/>
-      <w:r>
-        <w:rPr>
-          <w:sz w:val="32"/>
-          <w:szCs w:val="32"/>
-        </w:rPr>
-        <w:t>Gm</w:t>
-      </w:r>
-      <w:proofErr w:type="spellEnd"/>
-      <w:r>
-        <w:rPr>
-          <w:sz w:val="32"/>
-          <w:szCs w:val="32"/>
-        </w:rPr>
-        <w:t xml:space="preserve"> </w:t>
-      </w:r>
-      <w:r>
-        <w:rPr>
-          <w:sz w:val="32"/>
-          <w:szCs w:val="32"/>
-        </w:rPr>
-        <w:t xml:space="preserve">              </w:t>
-      </w:r>
-      <w:r>
-        <w:rPr>
-          <w:sz w:val="32"/>
-          <w:szCs w:val="32"/>
-        </w:rPr>
-        <w:t xml:space="preserve">  </w:t>
-      </w:r>
-      <w:r>
-        <w:rPr>
-          <w:sz w:val="32"/>
-          <w:szCs w:val="32"/>
-        </w:rPr>
-        <w:t xml:space="preserve">                  </w:t>
-      </w:r>
-      <w:r>
-        <w:rPr>
-          <w:sz w:val="32"/>
-          <w:szCs w:val="32"/>
-        </w:rPr>
-        <w:t>A#</w:t>
-      </w:r>
-      <w:r>
-        <w:rPr>
-          <w:sz w:val="32"/>
-          <w:szCs w:val="32"/>
-        </w:rPr>
-        <w:t xml:space="preserve">      </w:t>
-      </w:r>
-      <w:r>
-        <w:rPr>
-          <w:sz w:val="32"/>
-          <w:szCs w:val="32"/>
-        </w:rPr>
-        <w:t xml:space="preserve">  </w:t>
-      </w:r>
-      <w:r>
-        <w:rPr>
-          <w:sz w:val="32"/>
-          <w:szCs w:val="32"/>
-        </w:rPr>
-        <w:t xml:space="preserve">                 F</w:t>
-      </w:r>
-    </w:p>
-    <w:p>
-      <w:pPr>
-        <w:spacing w:after="0"/>
-        <w:rPr>
-          <w:sz w:val="32"/>
-          <w:szCs w:val="32"/>
-        </w:rPr>
-      </w:pPr>
-      <w:r>
-        <w:rPr>
-          <w:sz w:val="32"/>
-          <w:szCs w:val="32"/>
-        </w:rPr>
-        <w:t>Mi vida entera en Él esta y yo camino con la certeza de que volverá</w:t>
-      </w:r>
-    </w:p>
-    <w:p>
-      <w:pPr>
-        <w:spacing w:after="0"/>
-        <w:rPr>
-          <w:sz w:val="32"/>
-          <w:szCs w:val="32"/>
-        </w:rPr>
-      </w:pPr>
-    </w:p>
-    <w:p>
-      <w:pPr>
-        <w:spacing w:after="0"/>
-        <w:rPr>
-          <w:b/>
-          <w:bCs/>
-          <w:sz w:val="32"/>
-          <w:szCs w:val="32"/>
-        </w:rPr>
-      </w:pPr>
-      <w:r>
-        <w:rPr>
-          <w:b/>
-          <w:bCs/>
-          <w:sz w:val="32"/>
-          <w:szCs w:val="32"/>
-        </w:rPr>
-        <w:t>Coro</w:t>
-      </w:r>
-    </w:p>
-    <w:p>
-      <w:pPr>
-        <w:spacing w:after="0"/>
-        <w:rPr>
-          <w:sz w:val="32"/>
-          <w:szCs w:val="32"/>
-        </w:rPr>
-      </w:pPr>
-      <w:r>
-        <w:rPr>
-          <w:b/>
-          <w:bCs/>
-          <w:sz w:val="32"/>
-          <w:szCs w:val="32"/>
-        </w:rPr>
-        <w:t xml:space="preserve">     </w:t>
-      </w:r>
-      <w:r>
-        <w:rPr>
-          <w:sz w:val="32"/>
-          <w:szCs w:val="32"/>
-        </w:rPr>
-        <w:t>D#</w:t>
-      </w:r>
-      <w:r>
-        <w:rPr>
-          <w:sz w:val="32"/>
-          <w:szCs w:val="32"/>
-        </w:rPr>
-        <w:t xml:space="preserve">        F                                     </w:t>
-      </w:r>
-      <w:proofErr w:type="spellStart"/>
-      <w:r>
-        <w:rPr>
-          <w:sz w:val="32"/>
-          <w:szCs w:val="32"/>
-        </w:rPr>
-        <w:t>Gm</w:t>
-      </w:r>
-      <w:proofErr w:type="spellEnd"/>
+        <w:t xml:space="preserve">        F                                     Gm</w:t>
+      </w:r>
     </w:p>
     <w:p>
       <w:pPr>
@@ -801,21 +726,12 @@
         </w:rPr>
         <w:t xml:space="preserve"> </w:t>
       </w:r>
-      <w:proofErr w:type="spellStart"/>
-      <w:r>
-        <w:rPr>
-          <w:sz w:val="32"/>
-          <w:szCs w:val="32"/>
-        </w:rPr>
-        <w:t>D</w:t>
-      </w:r>
-      <w:proofErr w:type="spellEnd"/>
-      <w:r>
-        <w:rPr>
-          <w:sz w:val="32"/>
-          <w:szCs w:val="32"/>
-        </w:rPr>
-        <w:t>#</w:t>
+      <w:r>
+        <w:rPr>
+          <w:sz w:val="32"/>
+          <w:szCs w:val="32"/>
+        </w:rPr>
+        <w:t>D#</w:t>
       </w:r>
       <w:r>
         <w:rPr>
@@ -845,49 +761,114 @@
       <w:pPr>
         <w:spacing w:after="0"/>
         <w:rPr>
-          <w:b/>
-          <w:bCs/>
-          <w:sz w:val="32"/>
-          <w:szCs w:val="32"/>
-        </w:rPr>
-      </w:pPr>
-    </w:p>
-    <w:p>
-      <w:pPr>
-        <w:spacing w:after="0"/>
-        <w:rPr>
-          <w:b/>
-          <w:bCs/>
-          <w:sz w:val="32"/>
-          <w:szCs w:val="32"/>
-        </w:rPr>
-      </w:pPr>
-      <w:r>
-        <w:rPr>
-          <w:b/>
-          <w:bCs/>
-          <w:sz w:val="32"/>
-          <w:szCs w:val="32"/>
-        </w:rPr>
-        <w:t>//</w:t>
-      </w:r>
-      <w:r>
-        <w:rPr>
-          <w:b/>
-          <w:bCs/>
-          <w:sz w:val="32"/>
-          <w:szCs w:val="32"/>
-        </w:rPr>
-        <w:t>Puente</w:t>
-      </w:r>
-      <w:r>
-        <w:rPr>
-          <w:b/>
-          <w:bCs/>
-          <w:sz w:val="32"/>
-          <w:szCs w:val="32"/>
-        </w:rPr>
-        <w:t>//</w:t>
+          <w:sz w:val="32"/>
+          <w:szCs w:val="32"/>
+        </w:rPr>
+      </w:pPr>
+    </w:p>
+    <w:p>
+      <w:pPr>
+        <w:spacing w:after="0"/>
+        <w:rPr>
+          <w:b/>
+          <w:bCs/>
+          <w:sz w:val="32"/>
+          <w:szCs w:val="32"/>
+        </w:rPr>
+      </w:pPr>
+      <w:r>
+        <w:rPr>
+          <w:b/>
+          <w:bCs/>
+          <w:sz w:val="32"/>
+          <w:szCs w:val="32"/>
+        </w:rPr>
+        <w:t>Verso</w:t>
+      </w:r>
+      <w:r>
+        <w:rPr>
+          <w:b/>
+          <w:bCs/>
+          <w:sz w:val="32"/>
+          <w:szCs w:val="32"/>
+        </w:rPr>
+        <w:t xml:space="preserve">, </w:t>
+      </w:r>
+      <w:r>
+        <w:rPr>
+          <w:b/>
+          <w:bCs/>
+          <w:sz w:val="32"/>
+          <w:szCs w:val="32"/>
+        </w:rPr>
+        <w:t>Pre</w:t>
+      </w:r>
+      <w:r>
+        <w:rPr>
+          <w:b/>
+          <w:bCs/>
+          <w:sz w:val="32"/>
+          <w:szCs w:val="32"/>
+        </w:rPr>
+        <w:t xml:space="preserve"> </w:t>
+      </w:r>
+      <w:r>
+        <w:rPr>
+          <w:b/>
+          <w:bCs/>
+          <w:sz w:val="32"/>
+          <w:szCs w:val="32"/>
+        </w:rPr>
+        <w:t>Coro</w:t>
+      </w:r>
+      <w:r>
+        <w:rPr>
+          <w:b/>
+          <w:bCs/>
+          <w:sz w:val="32"/>
+          <w:szCs w:val="32"/>
+        </w:rPr>
+        <w:t xml:space="preserve">, </w:t>
+      </w:r>
+      <w:r>
+        <w:rPr>
+          <w:b/>
+          <w:bCs/>
+          <w:sz w:val="32"/>
+          <w:szCs w:val="32"/>
+        </w:rPr>
+        <w:t>//Coro//</w:t>
+      </w:r>
+    </w:p>
+    <w:p>
+      <w:pPr>
+        <w:spacing w:after="0"/>
+        <w:rPr>
+          <w:b/>
+          <w:bCs/>
+          <w:sz w:val="32"/>
+          <w:szCs w:val="32"/>
+        </w:rPr>
+      </w:pPr>
+    </w:p>
+    <w:p>
+      <w:pPr>
+        <w:spacing w:after="0"/>
+        <w:rPr>
+          <w:b/>
+          <w:bCs/>
+          <w:sz w:val="32"/>
+          <w:szCs w:val="32"/>
+        </w:rPr>
+      </w:pPr>
+      <w:r>
+        <w:rPr>
+          <w:b/>
+          <w:bCs/>
+          <w:sz w:val="32"/>
+          <w:szCs w:val="32"/>
+        </w:rPr>
+        <w:t>//Puente//</w:t>
       </w:r>
     </w:p>
     <w:p>
@@ -942,17 +923,8 @@
           <w:sz w:val="32"/>
           <w:szCs w:val="32"/>
         </w:rPr>
-        <w:t xml:space="preserve">           </w:t>
-      </w:r>
-      <w:proofErr w:type="spellStart"/>
-      <w:r>
-        <w:rPr>
-          <w:sz w:val="32"/>
-          <w:szCs w:val="32"/>
-        </w:rPr>
-        <w:t>Gm</w:t>
-      </w:r>
-      <w:proofErr w:type="spellEnd"/>
+        <w:t xml:space="preserve">           Gm</w:t>
+      </w:r>
     </w:p>
     <w:p>
       <w:pPr>
@@ -1044,6 +1016,24 @@
           <w:sz w:val="32"/>
           <w:szCs w:val="32"/>
         </w:rPr>
+        <w:t>//Coro//</w:t>
+      </w:r>
+    </w:p>
+    <w:p>
+      <w:pPr>
+        <w:spacing w:after="0"/>
+        <w:rPr>
+          <w:sz w:val="32"/>
+          <w:szCs w:val="32"/>
+        </w:rPr>
+      </w:pPr>
+      <w:r>
+        <w:rPr>
+          <w:b/>
+          <w:bCs/>
+          <w:sz w:val="32"/>
+          <w:szCs w:val="32"/>
+        </w:rPr>
         <w:t xml:space="preserve">Inter: </w:t>
       </w:r>
       <w:r>
@@ -1058,17 +1048,15 @@
           <w:sz w:val="32"/>
           <w:szCs w:val="32"/>
         </w:rPr>
-        <w:t xml:space="preserve"> - F - </w:t>
-      </w:r>
-      <w:proofErr w:type="spellStart"/>
-      <w:r>
-        <w:rPr>
-          <w:sz w:val="32"/>
-          <w:szCs w:val="32"/>
-        </w:rPr>
-        <w:t>Gm</w:t>
-      </w:r>
-      <w:proofErr w:type="spellEnd"/>
+        <w:t xml:space="preserve"> - F - Gm </w:t>
+      </w:r>
+      <w:r>
+        <w:rPr>
+          <w:sz w:val="32"/>
+          <w:szCs w:val="32"/>
+        </w:rPr>
+        <w:t>-</w:t>
+      </w:r>
       <w:r>
         <w:rPr>
           <w:sz w:val="32"/>
@@ -1081,20 +1069,6 @@
           <w:sz w:val="32"/>
           <w:szCs w:val="32"/>
         </w:rPr>
-        <w:t>-</w:t>
-      </w:r>
-      <w:r>
-        <w:rPr>
-          <w:sz w:val="32"/>
-          <w:szCs w:val="32"/>
-        </w:rPr>
-        <w:t xml:space="preserve"> </w:t>
-      </w:r>
-      <w:r>
-        <w:rPr>
-          <w:sz w:val="32"/>
-          <w:szCs w:val="32"/>
-        </w:rPr>
         <w:t>A#</w:t>
       </w:r>
       <w:r>
@@ -1129,6 +1103,33 @@
           <w:szCs w:val="32"/>
         </w:rPr>
       </w:pPr>
+      <w:r>
+        <w:rPr>
+          <w:b/>
+          <w:bCs/>
+          <w:sz w:val="32"/>
+          <w:szCs w:val="32"/>
+        </w:rPr>
+        <w:t>//Puente//</w:t>
+      </w:r>
+      <w:r>
+        <w:rPr>
+          <w:b/>
+          <w:bCs/>
+          <w:sz w:val="32"/>
+          <w:szCs w:val="32"/>
+        </w:rPr>
+        <w:t xml:space="preserve">, </w:t>
+      </w:r>
+      <w:r>
+        <w:rPr>
+          <w:b/>
+          <w:bCs/>
+          <w:sz w:val="32"/>
+          <w:szCs w:val="32"/>
+        </w:rPr>
+        <w:t>//Coro//</w:t>
+      </w:r>
     </w:p>
     <w:sectPr>
       <w:pgSz w:w="12240" w:h="15840"/>
@@ -1546,7 +1547,7 @@
   <w:style w:type="paragraph" w:default="1" w:styleId="Normal">
     <w:name w:val="Normal"/>
     <w:qFormat/>
-    <w:rsid w:val="00A63EA9"/>
+    <w:rsid w:val="004F427B"/>
     <w:rPr>
       <w:rFonts w:ascii="Arial" w:hAnsi="Arial"/>
       <w:sz w:val="24"/>
